--- a/chuong5_thiet_lap_thuc_nghiem.docx
+++ b/chuong5_thiet_lap_thuc_nghiem.docx
@@ -700,7 +700,7 @@
     </w:p>
     <w:p>
       <w:r>
-        <w:t>📎 Xem toàn bộ 100 kịch bản tại Phụ lục A.1 — bảng chi tiết với ID, câu hỏi, tác tử kỳ vọng và ghi chú lâm sàng cho từng ca.</w:t>
+        <w:t>📎 Xem toàn bộ 100 kịch bản tại Phụ lục A.1 — Bảng A.1 chi tiết với ID, câu hỏi, tác tử kỳ vọng và ghi chú lâm sàng cho từng ca.</w:t>
         <w:br/>
       </w:r>
     </w:p>

--- a/chuong5_thiet_lap_thuc_nghiem.docx
+++ b/chuong5_thiet_lap_thuc_nghiem.docx
@@ -700,7 +700,7 @@
     </w:p>
     <w:p>
       <w:r>
-        <w:t>📎 Xem toàn bộ 100 kịch bản tại Phụ lục A.1 — Bảng A.1 chi tiết với ID, câu hỏi, tác tử kỳ vọng và ghi chú lâm sàng cho từng ca.</w:t>
+        <w:t>📎 Xem toàn bộ 100 kịch bản tại Phụ lục A.1 — Bảng 28 — Bảng 28 chi tiết với ID, câu hỏi, tác tử kỳ vọng và ghi chú lâm sàng cho từng ca.</w:t>
         <w:br/>
       </w:r>
     </w:p>
